--- a/lab2/2.docx
+++ b/lab2/2.docx
@@ -147,28 +147,6 @@
         <w:t>кибербезопасности</w:t>
       </w:r>
       <w:proofErr w:type="spellEnd"/>
-    </w:p>
-    <w:p>
-      <w:pPr>
-        <w:spacing w:after="0" w:line="240" w:lineRule="auto"/>
-        <w:ind w:right="-143"/>
-        <w:jc w:val="center"/>
-        <w:rPr>
-          <w:rFonts w:ascii="Times New Roman" w:hAnsi="Times New Roman" w:cs="Times New Roman"/>
-          <w:bCs/>
-          <w:sz w:val="28"/>
-          <w:szCs w:val="28"/>
-        </w:rPr>
-      </w:pPr>
-      <w:r>
-        <w:rPr>
-          <w:rFonts w:ascii="Times New Roman" w:hAnsi="Times New Roman" w:cs="Times New Roman"/>
-          <w:bCs/>
-          <w:sz w:val="28"/>
-          <w:szCs w:val="28"/>
-        </w:rPr>
-        <w:t>Департамент цифровых, робототехнических систем и электроники</w:t>
-      </w:r>
     </w:p>
     <w:p>
       <w:pPr>
@@ -1034,15 +1012,14 @@
     <w:p>
       <w:pPr>
         <w:spacing w:after="0" w:line="360" w:lineRule="auto"/>
-        <w:ind w:left="709"/>
+        <w:ind w:firstLine="709"/>
         <w:jc w:val="both"/>
         <w:rPr>
           <w:rFonts w:ascii="Times New Roman" w:hAnsi="Times New Roman" w:cs="Times New Roman"/>
           <w:b/>
-          <w:sz w:val="28"/>
-          <w:szCs w:val="28"/>
-          <w:highlight w:val="yellow"/>
-          <w:lang w:val="en-US"/>
+          <w:bCs/>
+          <w:sz w:val="28"/>
+          <w:szCs w:val="28"/>
         </w:rPr>
       </w:pPr>
       <w:r>
@@ -1075,10 +1052,36 @@
           <w:sz w:val="28"/>
           <w:szCs w:val="28"/>
         </w:rPr>
-        <w:t xml:space="preserve">: </w:t>
+        <w:t>:</w:t>
+      </w:r>
+      <w:r>
+        <w:t xml:space="preserve"> </w:t>
+      </w:r>
+      <w:r>
+        <w:rPr>
+          <w:rFonts w:ascii="Times New Roman" w:hAnsi="Times New Roman" w:cs="Times New Roman"/>
+          <w:bCs/>
+          <w:sz w:val="28"/>
+          <w:szCs w:val="28"/>
+        </w:rPr>
+        <w:t>https://github.com/unlovedcreator/algorithms-and-data-structures/tree/master/lab2</w:t>
       </w:r>
       <w:bookmarkStart w:id="0" w:name="_GoBack"/>
       <w:bookmarkEnd w:id="0"/>
+    </w:p>
+    <w:p>
+      <w:pPr>
+        <w:spacing w:after="0" w:line="360" w:lineRule="auto"/>
+        <w:ind w:firstLine="709"/>
+        <w:jc w:val="both"/>
+        <w:rPr>
+          <w:rFonts w:ascii="Times New Roman" w:hAnsi="Times New Roman" w:cs="Times New Roman"/>
+          <w:b/>
+          <w:sz w:val="28"/>
+          <w:szCs w:val="28"/>
+          <w:highlight w:val="yellow"/>
+        </w:rPr>
+      </w:pPr>
     </w:p>
     <w:sectPr>
       <w:pgSz w:w="11906" w:h="16838"/>
@@ -2319,6 +2322,17 @@
     <w:basedOn w:val="a0"/>
     <w:rsid w:val="00A50B91"/>
   </w:style>
+  <w:style w:type="character" w:styleId="a8">
+    <w:name w:val="Hyperlink"/>
+    <w:basedOn w:val="a0"/>
+    <w:uiPriority w:val="99"/>
+    <w:unhideWhenUsed/>
+    <w:rsid w:val="00F313BA"/>
+    <w:rPr>
+      <w:color w:val="0563C1" w:themeColor="hyperlink"/>
+      <w:u w:val="single"/>
+    </w:rPr>
+  </w:style>
 </w:styles>
 </file>
 
